--- a/Results/Supplementary/TableS5.docx
+++ b/Results/Supplementary/TableS5.docx
@@ -25,7 +25,7 @@
           <w:szCs w:val="20"/>
           <w:color w:val="000000"/>
         </w:rPr>
-        <w:t xml:space="preserve">Table S5. Model specification and diagnostics for the dietary and health-cost comparisons (H3), 2025.</w:t>
+        <w:t xml:space="preserve">Table S5. Model specification and diagnostics for the consumption-frequency and health-cost comparisons (H3), 2025.</w:t>
       </w:r>
     </w:p>
     <w:tbl xmlns:a="http://schemas.openxmlformats.org/drawingml/2006/main" xmlns:pic="http://schemas.openxmlformats.org/drawingml/2006/picture">
@@ -2543,7 +2543,7 @@
                 <w:szCs w:val="18"/>
                 <w:color w:val="000000"/>
               </w:rPr>
-              <w:t xml:space="preserve">C2: G2 vs G3 (food insecure)</w:t>
+              <w:t xml:space="preserve">C2: G2 vs G3 (meal-deprived)</w:t>
             </w:r>
           </w:p>
         </w:tc>
@@ -3153,7 +3153,7 @@
                 <w:szCs w:val="18"/>
                 <w:color w:val="000000"/>
               </w:rPr>
-              <w:t xml:space="preserve">C2: G2 vs G3 (food insecure)</w:t>
+              <w:t xml:space="preserve">C2: G2 vs G3 (meal-deprived)</w:t>
             </w:r>
           </w:p>
         </w:tc>
@@ -3763,7 +3763,7 @@
                 <w:szCs w:val="18"/>
                 <w:color w:val="000000"/>
               </w:rPr>
-              <w:t xml:space="preserve">C2: G2 vs G3 (food insecure)</w:t>
+              <w:t xml:space="preserve">C2: G2 vs G3 (meal-deprived)</w:t>
             </w:r>
           </w:p>
         </w:tc>
@@ -4983,7 +4983,7 @@
                 <w:szCs w:val="18"/>
                 <w:color w:val="000000"/>
               </w:rPr>
-              <w:t xml:space="preserve">C2: G2 vs G3 (food insecure)</w:t>
+              <w:t xml:space="preserve">C2: G2 vs G3 (meal-deprived)</w:t>
             </w:r>
           </w:p>
         </w:tc>
